--- a/AI活用講義/講義資料/AI活用講義_プロジェクト紹介_20分版.docx
+++ b/AI活用講義/講義資料/AI活用講義_プロジェクト紹介_20分版.docx
@@ -147,7 +147,7 @@
                 <w:sz w:val="21"/>
                 <w:szCs w:val="21"/>
               </w:rPr>
-              <w:t xml:space="preserve">2026年4月〜12月　1年間（12ヶ月）　月2回・年間24回</w:t>
+              <w:t xml:space="preserve">2026年4月〜2027年3月　1年間（12ヶ月）　月2回・年間24回</w:t>
             </w:r>
           </w:p>
           <w:p>
@@ -1276,7 +1276,7 @@
                 <w:sz w:val="22"/>
                 <w:szCs w:val="22"/>
               </w:rPr>
-              <w:t xml:space="preserve">① 本講義　オンライン（基本）＋ リアル合宿（特別企画）</w:t>
+              <w:t xml:space="preserve">① 本講義　オンライン（基本）＋ リアル合宿（特別企画・不定期）</w:t>
             </w:r>
           </w:p>
         </w:tc>
@@ -1368,7 +1368,7 @@
                 <w:sz w:val="18"/>
                 <w:szCs w:val="18"/>
               </w:rPr>
-              <w:t xml:space="preserve">世界で今何が起きているか。どのAIツールが今すぐ使えるか。米国テクノロジー企業の最新動向。毎回アップデートします。</w:t>
+              <w:t xml:space="preserve">世界で今何が起きているか。どのAIツールが今すぐ使えるか。米国テクノロジー企業の最新動向を毎回アップデート。</w:t>
             </w:r>
           </w:p>
         </w:tc>
@@ -1433,7 +1433,7 @@
                 <w:sz w:val="18"/>
                 <w:szCs w:val="18"/>
               </w:rPr>
-              <w:t xml:space="preserve">実際に手を動かしながら、自分のビジネスにAIを組み込んでいく。毎回「今日やること」が明確なワーク形式。</w:t>
+              <w:t xml:space="preserve">実際に手を動かしながら自分のビジネスにAIを組み込む。毎回「今日やること」が明確なワーク形式。</w:t>
             </w:r>
           </w:p>
         </w:tc>
@@ -1490,7 +1490,7 @@
               </w:rPr>
               <w:t xml:space="preserve">基本はZOOMによるオンライン講義です。
 不定期でリアル合宿（オフ開催）を特別企画として実施します。
-リアル合宿では、参加者同士の交流・集中実装・直接質疑を行います。</w:t>
+リアル合宿では参加者同士の交流・集中実装・直接質疑を行います。</w:t>
             </w:r>
           </w:p>
         </w:tc>
@@ -1620,7 +1620,7 @@
           </w:p>
           <w:p>
             <w:pPr>
-              <w:spacing w:after="30" w:before="0"/>
+              <w:spacing w:after="20" w:before="0"/>
             </w:pPr>
             <w:r>
               <w:rPr>
@@ -1634,7 +1634,7 @@
           </w:p>
           <w:p>
             <w:pPr>
-              <w:spacing w:after="10" w:before="10"/>
+              <w:spacing w:after="30" w:before="0"/>
             </w:pPr>
             <w:r>
               <w:rPr>
@@ -1656,7 +1656,7 @@
           </w:p>
           <w:p>
             <w:pPr>
-              <w:spacing w:after="20" w:before="10"/>
+              <w:spacing w:after="20" w:before="0"/>
             </w:pPr>
             <w:r>
               <w:rPr>
@@ -1668,24 +1668,6 @@
                 <w:szCs w:val="21"/>
               </w:rPr>
               <w:t xml:space="preserve">AI黙々会でできること</w:t>
-            </w:r>
-          </w:p>
-          <w:p>
-            <w:pPr>
-              <w:pStyle w:val="ListParagraph"/>
-              <w:numPr>
-                <w:ilvl w:val="0"/>
-                <w:numId w:val="2"/>
-              </w:numPr>
-              <w:spacing w:after="20" w:before="30"/>
-            </w:pPr>
-            <w:r>
-              <w:rPr>
-                <w:rFonts w:ascii="Arial" w:cs="Arial" w:eastAsia="Arial" w:hAnsi="Arial"/>
-                <w:sz w:val="20"/>
-                <w:szCs w:val="20"/>
-              </w:rPr>
-              <w:t xml:space="preserve">各自のAI実装作業を、一緒に静かに進める（黙々と作業する時間）</w:t>
             </w:r>
           </w:p>
           <w:p>
@@ -1703,7 +1685,7 @@
                 <w:sz w:val="20"/>
                 <w:szCs w:val="20"/>
               </w:rPr>
-              <w:t xml:space="preserve">本講義の内容についてわからないことを、その場で自由に質問できる</w:t>
+              <w:t xml:space="preserve">各自のAI実装作業を、一緒に静かに進める（黙々と作業する時間）</w:t>
             </w:r>
           </w:p>
           <w:p>
@@ -1721,7 +1703,7 @@
                 <w:sz w:val="20"/>
                 <w:szCs w:val="20"/>
               </w:rPr>
-              <w:t xml:space="preserve">質問はDiscordの通話（ボイスチャンネル）で直接話して聞ける</w:t>
+              <w:t xml:space="preserve">本講義の内容についてわからないことを、その場で自由に質問できる</w:t>
             </w:r>
           </w:p>
           <w:p>
@@ -1739,7 +1721,7 @@
                 <w:sz w:val="20"/>
                 <w:szCs w:val="20"/>
               </w:rPr>
-              <w:t xml:space="preserve">テキストチャットでの質問にも対応</w:t>
+              <w:t xml:space="preserve">質問はDiscordの通話（ボイスチャンネル）で直接話して聞ける</w:t>
             </w:r>
           </w:p>
           <w:p>
@@ -1749,7 +1731,25 @@
                 <w:ilvl w:val="0"/>
                 <w:numId w:val="2"/>
               </w:numPr>
-              <w:spacing w:after="0" w:before="20"/>
+              <w:spacing w:after="20" w:before="20"/>
+            </w:pPr>
+            <w:r>
+              <w:rPr>
+                <w:rFonts w:ascii="Arial" w:cs="Arial" w:eastAsia="Arial" w:hAnsi="Arial"/>
+                <w:sz w:val="20"/>
+                <w:szCs w:val="20"/>
+              </w:rPr>
+              <w:t xml:space="preserve">テキストチャットでの質問にも対応</w:t>
+            </w:r>
+          </w:p>
+          <w:p>
+            <w:pPr>
+              <w:pStyle w:val="ListParagraph"/>
+              <w:numPr>
+                <w:ilvl w:val="0"/>
+                <w:numId w:val="2"/>
+              </w:numPr>
+              <w:spacing w:after="20" w:before="20"/>
             </w:pPr>
             <w:r>
               <w:rPr>
@@ -1854,7 +1854,7 @@
           <w:sz w:val="26"/>
           <w:szCs w:val="26"/>
         </w:rPr>
-        <w:t xml:space="preserve">▍5. 年間カリキュラムの流れ（2026年4月〜12月・計24回）</w:t>
+        <w:t xml:space="preserve">▍5. 年間カリキュラムの流れ（2026年4月〜2027年3月・計24回）</w:t>
       </w:r>
     </w:p>
     <w:p>
@@ -1903,8 +1903,8 @@
       </w:tblPr>
       <w:tblGrid>
         <w:gridCol w:w="1000"/>
-        <w:gridCol w:w="1400"/>
-        <w:gridCol w:w="5160"/>
+        <w:gridCol w:w="1500"/>
+        <w:gridCol w:w="5060"/>
         <w:gridCol w:w="1800"/>
       </w:tblGrid>
       <w:tr>
@@ -1944,7 +1944,7 @@
         </w:tc>
         <w:tc>
           <w:tcPr>
-            <w:tcW w:type="dxa" w:w="1400"/>
+            <w:tcW w:type="dxa" w:w="1500"/>
             <w:tcBorders>
               <w:top w:val="single" w:color="DDDDDD" w:sz="1"/>
               <w:left w:val="single" w:color="DDDDDD" w:sz="1"/>
@@ -1978,7 +1978,7 @@
         </w:tc>
         <w:tc>
           <w:tcPr>
-            <w:tcW w:type="dxa" w:w="5160"/>
+            <w:tcW w:type="dxa" w:w="5060"/>
             <w:tcBorders>
               <w:top w:val="single" w:color="DDDDDD" w:sz="1"/>
               <w:left w:val="single" w:color="DDDDDD" w:sz="1"/>
@@ -2083,7 +2083,7 @@
         </w:tc>
         <w:tc>
           <w:tcPr>
-            <w:tcW w:type="dxa" w:w="1400"/>
+            <w:tcW w:type="dxa" w:w="1500"/>
             <w:tcBorders>
               <w:top w:val="single" w:color="DDDDDD" w:sz="1"/>
               <w:left w:val="single" w:color="DDDDDD" w:sz="1"/>
@@ -2110,14 +2110,14 @@
                 <w:sz w:val="16"/>
                 <w:szCs w:val="16"/>
               </w:rPr>
-              <w:t xml:space="preserve">4〜5月
-第1〜4回</w:t>
-            </w:r>
-          </w:p>
-        </w:tc>
-        <w:tc>
-          <w:tcPr>
-            <w:tcW w:type="dxa" w:w="5160"/>
+              <w:t xml:space="preserve">2026年4〜6月
+第1〜6回</w:t>
+            </w:r>
+          </w:p>
+        </w:tc>
+        <w:tc>
+          <w:tcPr>
+            <w:tcW w:type="dxa" w:w="5060"/>
             <w:tcBorders>
               <w:top w:val="single" w:color="DDDDDD" w:sz="1"/>
               <w:left w:val="single" w:color="DDDDDD" w:sz="1"/>
@@ -2217,7 +2217,7 @@
         </w:tc>
         <w:tc>
           <w:tcPr>
-            <w:tcW w:type="dxa" w:w="1400"/>
+            <w:tcW w:type="dxa" w:w="1500"/>
             <w:tcBorders>
               <w:top w:val="single" w:color="DDDDDD" w:sz="1"/>
               <w:left w:val="single" w:color="DDDDDD" w:sz="1"/>
@@ -2244,14 +2244,14 @@
                 <w:sz w:val="16"/>
                 <w:szCs w:val="16"/>
               </w:rPr>
-              <w:t xml:space="preserve">6〜8月
-第5〜10回</w:t>
-            </w:r>
-          </w:p>
-        </w:tc>
-        <w:tc>
-          <w:tcPr>
-            <w:tcW w:type="dxa" w:w="5160"/>
+              <w:t xml:space="preserve">2026年7〜9月
+第7〜12回</w:t>
+            </w:r>
+          </w:p>
+        </w:tc>
+        <w:tc>
+          <w:tcPr>
+            <w:tcW w:type="dxa" w:w="5060"/>
             <w:tcBorders>
               <w:top w:val="single" w:color="DDDDDD" w:sz="1"/>
               <w:left w:val="single" w:color="DDDDDD" w:sz="1"/>
@@ -2351,7 +2351,7 @@
         </w:tc>
         <w:tc>
           <w:tcPr>
-            <w:tcW w:type="dxa" w:w="1400"/>
+            <w:tcW w:type="dxa" w:w="1500"/>
             <w:tcBorders>
               <w:top w:val="single" w:color="DDDDDD" w:sz="1"/>
               <w:left w:val="single" w:color="DDDDDD" w:sz="1"/>
@@ -2378,14 +2378,14 @@
                 <w:sz w:val="16"/>
                 <w:szCs w:val="16"/>
               </w:rPr>
-              <w:t xml:space="preserve">9〜10月
-第11〜16回</w:t>
-            </w:r>
-          </w:p>
-        </w:tc>
-        <w:tc>
-          <w:tcPr>
-            <w:tcW w:type="dxa" w:w="5160"/>
+              <w:t xml:space="preserve">2026年10〜12月
+第13〜18回</w:t>
+            </w:r>
+          </w:p>
+        </w:tc>
+        <w:tc>
+          <w:tcPr>
+            <w:tcW w:type="dxa" w:w="5060"/>
             <w:tcBorders>
               <w:top w:val="single" w:color="DDDDDD" w:sz="1"/>
               <w:left w:val="single" w:color="DDDDDD" w:sz="1"/>
@@ -2485,7 +2485,7 @@
         </w:tc>
         <w:tc>
           <w:tcPr>
-            <w:tcW w:type="dxa" w:w="1400"/>
+            <w:tcW w:type="dxa" w:w="1500"/>
             <w:tcBorders>
               <w:top w:val="single" w:color="DDDDDD" w:sz="1"/>
               <w:left w:val="single" w:color="DDDDDD" w:sz="1"/>
@@ -2512,14 +2512,14 @@
                 <w:sz w:val="16"/>
                 <w:szCs w:val="16"/>
               </w:rPr>
-              <w:t xml:space="preserve">11〜12月
-第17〜24回</w:t>
-            </w:r>
-          </w:p>
-        </w:tc>
-        <w:tc>
-          <w:tcPr>
-            <w:tcW w:type="dxa" w:w="5160"/>
+              <w:t xml:space="preserve">2027年1〜3月
+第19〜24回</w:t>
+            </w:r>
+          </w:p>
+        </w:tc>
+        <w:tc>
+          <w:tcPr>
+            <w:tcW w:type="dxa" w:w="5060"/>
             <w:tcBorders>
               <w:top w:val="single" w:color="DDDDDD" w:sz="1"/>
               <w:left w:val="single" w:color="DDDDDD" w:sz="1"/>
@@ -3512,7 +3512,7 @@
                 <w:sz w:val="19"/>
                 <w:szCs w:val="19"/>
               </w:rPr>
-              <w:t xml:space="preserve">2026年4月〜2026年12月（1年間・12ヶ月）</w:t>
+              <w:t xml:space="preserve">2026年4月〜2027年3月（1年間・12ヶ月）</w:t>
             </w:r>
           </w:p>
         </w:tc>
@@ -3761,7 +3761,7 @@
                 <w:sz w:val="19"/>
                 <w:szCs w:val="19"/>
               </w:rPr>
-              <w:t xml:space="preserve">不定期開催・Discord経由でアナウンス
+              <w:t xml:space="preserve">不定期開催・Discord Chatでアナウンス
 通話で自由に質問可能・参加は任意</w:t>
             </w:r>
           </w:p>
@@ -3796,7 +3796,7 @@
                 <w:sz w:val="19"/>
                 <w:szCs w:val="19"/>
               </w:rPr>
-              <w:t xml:space="preserve">受講料</w:t>
+              <w:t xml:space="preserve">特典</w:t>
             </w:r>
           </w:p>
         </w:tc>
@@ -3824,7 +3824,7 @@
                 <w:sz w:val="19"/>
                 <w:szCs w:val="19"/>
               </w:rPr>
-              <w:t xml:space="preserve">月額30,000円（年間360,000円）</w:t>
+              <w:t xml:space="preserve">AI用語集・AI黙々会（不定期）・Discordサポート</w:t>
             </w:r>
           </w:p>
         </w:tc>
@@ -3858,7 +3858,7 @@
                 <w:sz w:val="19"/>
                 <w:szCs w:val="19"/>
               </w:rPr>
-              <w:t xml:space="preserve">特典</w:t>
+              <w:t xml:space="preserve">講師</w:t>
             </w:r>
           </w:p>
         </w:tc>
@@ -3872,68 +3872,6 @@
               <w:right w:val="single" w:color="DDDDDD" w:sz="1"/>
             </w:tcBorders>
             <w:shd w:fill="EEEDFE" w:val="clear"/>
-            <w:tcMar>
-              <w:top w:type="dxa" w:w="70"/>
-              <w:left w:type="dxa" w:w="120"/>
-              <w:bottom w:type="dxa" w:w="70"/>
-              <w:right w:type="dxa" w:w="80"/>
-            </w:tcMar>
-          </w:tcPr>
-          <w:p>
-            <w:r>
-              <w:rPr>
-                <w:rFonts w:ascii="Arial" w:cs="Arial" w:eastAsia="Arial" w:hAnsi="Arial"/>
-                <w:sz w:val="19"/>
-                <w:szCs w:val="19"/>
-              </w:rPr>
-              <w:t xml:space="preserve">AI用語集・AI黙々会（不定期）・Discordサポート</w:t>
-            </w:r>
-          </w:p>
-        </w:tc>
-      </w:tr>
-      <w:tr>
-        <w:tc>
-          <w:tcPr>
-            <w:tcW w:type="dxa" w:w="2600"/>
-            <w:tcBorders>
-              <w:top w:val="single" w:color="DDDDDD" w:sz="1"/>
-              <w:left w:val="single" w:color="DDDDDD" w:sz="1"/>
-              <w:bottom w:val="single" w:color="DDDDDD" w:sz="1"/>
-              <w:right w:val="single" w:color="DDDDDD" w:sz="1"/>
-            </w:tcBorders>
-            <w:shd w:fill="1A1A2E" w:val="clear"/>
-            <w:tcMar>
-              <w:top w:type="dxa" w:w="70"/>
-              <w:left w:type="dxa" w:w="120"/>
-              <w:bottom w:type="dxa" w:w="70"/>
-              <w:right w:type="dxa" w:w="80"/>
-            </w:tcMar>
-            <w:vAlign w:val="center"/>
-          </w:tcPr>
-          <w:p>
-            <w:r>
-              <w:rPr>
-                <w:rFonts w:ascii="Arial" w:cs="Arial" w:eastAsia="Arial" w:hAnsi="Arial"/>
-                <w:b/>
-                <w:bCs/>
-                <w:color w:val="FFFFFF"/>
-                <w:sz w:val="19"/>
-                <w:szCs w:val="19"/>
-              </w:rPr>
-              <w:t xml:space="preserve">講師</w:t>
-            </w:r>
-          </w:p>
-        </w:tc>
-        <w:tc>
-          <w:tcPr>
-            <w:tcW w:type="dxa" w:w="6760"/>
-            <w:tcBorders>
-              <w:top w:val="single" w:color="DDDDDD" w:sz="1"/>
-              <w:left w:val="single" w:color="DDDDDD" w:sz="1"/>
-              <w:bottom w:val="single" w:color="DDDDDD" w:sz="1"/>
-              <w:right w:val="single" w:color="DDDDDD" w:sz="1"/>
-            </w:tcBorders>
-            <w:shd w:fill="F8F8FE" w:val="clear"/>
             <w:tcMar>
               <w:top w:type="dxa" w:w="70"/>
               <w:left w:type="dxa" w:w="120"/>
@@ -3983,7 +3921,298 @@
           <w:sz w:val="26"/>
           <w:szCs w:val="26"/>
         </w:rPr>
-        <w:t xml:space="preserve">▍10. 最後に</w:t>
+        <w:t xml:space="preserve">▍10. 受講費用</w:t>
+      </w:r>
+    </w:p>
+    <w:p>
+      <w:pPr>
+        <w:spacing w:after="14" w:before="14"/>
+      </w:pPr>
+      <w:r>
+        <w:t xml:space="preserve"/>
+      </w:r>
+    </w:p>
+    <w:tbl>
+      <w:tblPr>
+        <w:tblW w:type="dxa" w:w="9360"/>
+        <w:tblBorders>
+          <w:top w:val="single" w:color="auto" w:sz="4"/>
+          <w:left w:val="single" w:color="auto" w:sz="4"/>
+          <w:bottom w:val="single" w:color="auto" w:sz="4"/>
+          <w:right w:val="single" w:color="auto" w:sz="4"/>
+          <w:insideH w:val="single" w:color="auto" w:sz="4"/>
+          <w:insideV w:val="single" w:color="auto" w:sz="4"/>
+        </w:tblBorders>
+      </w:tblPr>
+      <w:tblGrid>
+        <w:gridCol w:w="2400"/>
+        <w:gridCol w:w="6960"/>
+      </w:tblGrid>
+      <w:tr>
+        <w:tc>
+          <w:tcPr>
+            <w:tcW w:type="dxa" w:w="2400"/>
+            <w:tcBorders>
+              <w:top w:val="single" w:color="DDDDDD" w:sz="1"/>
+              <w:left w:val="single" w:color="DDDDDD" w:sz="1"/>
+              <w:bottom w:val="single" w:color="DDDDDD" w:sz="1"/>
+              <w:right w:val="single" w:color="DDDDDD" w:sz="1"/>
+            </w:tcBorders>
+            <w:shd w:fill="1A1A2E" w:val="clear"/>
+            <w:tcMar>
+              <w:top w:type="dxa" w:w="80"/>
+              <w:left w:type="dxa" w:w="120"/>
+              <w:bottom w:type="dxa" w:w="80"/>
+              <w:right w:type="dxa" w:w="80"/>
+            </w:tcMar>
+            <w:vAlign w:val="center"/>
+          </w:tcPr>
+          <w:p>
+            <w:pPr>
+              <w:jc w:val="center"/>
+            </w:pPr>
+            <w:r>
+              <w:rPr>
+                <w:rFonts w:ascii="Arial" w:cs="Arial" w:eastAsia="Arial" w:hAnsi="Arial"/>
+                <w:b/>
+                <w:bCs/>
+                <w:color w:val="FFFFFF"/>
+                <w:sz w:val="20"/>
+                <w:szCs w:val="20"/>
+              </w:rPr>
+              <w:t xml:space="preserve">一括払い</w:t>
+            </w:r>
+          </w:p>
+          <w:p>
+            <w:pPr>
+              <w:jc w:val="center"/>
+            </w:pPr>
+            <w:r>
+              <w:rPr>
+                <w:rFonts w:ascii="Arial" w:cs="Arial" w:eastAsia="Arial" w:hAnsi="Arial"/>
+                <w:color w:val="B3D4F4"/>
+                <w:sz w:val="17"/>
+                <w:szCs w:val="17"/>
+              </w:rPr>
+              <w:t xml:space="preserve">（おすすめ）</w:t>
+            </w:r>
+          </w:p>
+        </w:tc>
+        <w:tc>
+          <w:tcPr>
+            <w:tcW w:type="dxa" w:w="6960"/>
+            <w:tcBorders>
+              <w:top w:val="single" w:color="DDDDDD" w:sz="1"/>
+              <w:left w:val="single" w:color="DDDDDD" w:sz="1"/>
+              <w:bottom w:val="single" w:color="DDDDDD" w:sz="1"/>
+              <w:right w:val="single" w:color="DDDDDD" w:sz="1"/>
+            </w:tcBorders>
+            <w:shd w:fill="EEEDFE" w:val="clear"/>
+            <w:tcMar>
+              <w:top w:type="dxa" w:w="80"/>
+              <w:left w:type="dxa" w:w="160"/>
+              <w:bottom w:type="dxa" w:w="80"/>
+              <w:right w:type="dxa" w:w="80"/>
+            </w:tcMar>
+          </w:tcPr>
+          <w:p>
+            <w:r>
+              <w:rPr>
+                <w:rFonts w:ascii="Arial" w:cs="Arial" w:eastAsia="Arial" w:hAnsi="Arial"/>
+                <w:b/>
+                <w:bCs/>
+                <w:color w:val="534AB7"/>
+                <w:sz w:val="22"/>
+                <w:szCs w:val="22"/>
+              </w:rPr>
+              <w:t xml:space="preserve">年会費　300,000円（税込）</w:t>
+            </w:r>
+          </w:p>
+          <w:p>
+            <w:pPr>
+              <w:spacing w:before="20"/>
+            </w:pPr>
+            <w:r>
+              <w:rPr>
+                <w:rFonts w:ascii="Arial" w:cs="Arial" w:eastAsia="Arial" w:hAnsi="Arial"/>
+                <w:color w:val="555555"/>
+                <w:sz w:val="18"/>
+                <w:szCs w:val="18"/>
+              </w:rPr>
+              <w:t xml:space="preserve">1年間（12ヶ月・24回）分を一括でお支払いいただく形です。</w:t>
+            </w:r>
+          </w:p>
+        </w:tc>
+      </w:tr>
+      <w:tr>
+        <w:tc>
+          <w:tcPr>
+            <w:tcW w:type="dxa" w:w="2400"/>
+            <w:tcBorders>
+              <w:top w:val="single" w:color="DDDDDD" w:sz="1"/>
+              <w:left w:val="single" w:color="DDDDDD" w:sz="1"/>
+              <w:bottom w:val="single" w:color="DDDDDD" w:sz="1"/>
+              <w:right w:val="single" w:color="DDDDDD" w:sz="1"/>
+            </w:tcBorders>
+            <w:shd w:fill="2C3E50" w:val="clear"/>
+            <w:tcMar>
+              <w:top w:type="dxa" w:w="80"/>
+              <w:left w:type="dxa" w:w="120"/>
+              <w:bottom w:type="dxa" w:w="80"/>
+              <w:right w:type="dxa" w:w="80"/>
+            </w:tcMar>
+            <w:vAlign w:val="center"/>
+          </w:tcPr>
+          <w:p>
+            <w:pPr>
+              <w:jc w:val="center"/>
+            </w:pPr>
+            <w:r>
+              <w:rPr>
+                <w:rFonts w:ascii="Arial" w:cs="Arial" w:eastAsia="Arial" w:hAnsi="Arial"/>
+                <w:b/>
+                <w:bCs/>
+                <w:color w:val="FFFFFF"/>
+                <w:sz w:val="20"/>
+                <w:szCs w:val="20"/>
+              </w:rPr>
+              <w:t xml:space="preserve">分割払い</w:t>
+            </w:r>
+          </w:p>
+        </w:tc>
+        <w:tc>
+          <w:tcPr>
+            <w:tcW w:type="dxa" w:w="6960"/>
+            <w:tcBorders>
+              <w:top w:val="single" w:color="DDDDDD" w:sz="1"/>
+              <w:left w:val="single" w:color="DDDDDD" w:sz="1"/>
+              <w:bottom w:val="single" w:color="DDDDDD" w:sz="1"/>
+              <w:right w:val="single" w:color="DDDDDD" w:sz="1"/>
+            </w:tcBorders>
+            <w:shd w:fill="F8F8FE" w:val="clear"/>
+            <w:tcMar>
+              <w:top w:type="dxa" w:w="80"/>
+              <w:left w:type="dxa" w:w="160"/>
+              <w:bottom w:type="dxa" w:w="80"/>
+              <w:right w:type="dxa" w:w="80"/>
+            </w:tcMar>
+          </w:tcPr>
+          <w:p>
+            <w:r>
+              <w:rPr>
+                <w:rFonts w:ascii="Arial" w:cs="Arial" w:eastAsia="Arial" w:hAnsi="Arial"/>
+                <w:b/>
+                <w:bCs/>
+                <w:color w:val="2C3E50"/>
+                <w:sz w:val="22"/>
+                <w:szCs w:val="22"/>
+              </w:rPr>
+              <w:t xml:space="preserve">月額　30,000円（税込）× 12ヶ月</w:t>
+            </w:r>
+          </w:p>
+          <w:p>
+            <w:pPr>
+              <w:spacing w:before="20"/>
+            </w:pPr>
+            <w:r>
+              <w:rPr>
+                <w:rFonts w:ascii="Arial" w:cs="Arial" w:eastAsia="Arial" w:hAnsi="Arial"/>
+                <w:color w:val="555555"/>
+                <w:sz w:val="18"/>
+                <w:szCs w:val="18"/>
+              </w:rPr>
+              <w:t xml:space="preserve">毎月お支払いいただく形です。合計360,000円となります。</w:t>
+            </w:r>
+          </w:p>
+        </w:tc>
+      </w:tr>
+    </w:tbl>
+    <w:p>
+      <w:pPr>
+        <w:spacing w:after="14" w:before="14"/>
+      </w:pPr>
+      <w:r>
+        <w:t xml:space="preserve"/>
+      </w:r>
+    </w:p>
+    <w:tbl>
+      <w:tblPr>
+        <w:tblW w:type="dxa" w:w="9360"/>
+        <w:tblBorders>
+          <w:top w:val="single" w:color="auto" w:sz="4"/>
+          <w:left w:val="single" w:color="auto" w:sz="4"/>
+          <w:bottom w:val="single" w:color="auto" w:sz="4"/>
+          <w:right w:val="single" w:color="auto" w:sz="4"/>
+          <w:insideH w:val="single" w:color="auto" w:sz="4"/>
+          <w:insideV w:val="single" w:color="auto" w:sz="4"/>
+        </w:tblBorders>
+      </w:tblPr>
+      <w:tblGrid>
+        <w:gridCol w:w="9360"/>
+      </w:tblGrid>
+      <w:tr>
+        <w:tc>
+          <w:tcPr>
+            <w:tcW w:type="dxa" w:w="9360"/>
+            <w:tcBorders>
+              <w:top w:val="none" w:color="FFFFFF" w:sz="0"/>
+              <w:left w:val="thick" w:color="E67E22" w:sz="24"/>
+              <w:bottom w:val="none" w:color="FFFFFF" w:sz="0"/>
+              <w:right w:val="none" w:color="FFFFFF" w:sz="0"/>
+            </w:tcBorders>
+            <w:shd w:fill="FEF9E7" w:val="clear"/>
+            <w:tcMar>
+              <w:top w:type="dxa" w:w="100"/>
+              <w:left w:type="dxa" w:w="200"/>
+              <w:bottom w:type="dxa" w:w="100"/>
+              <w:right w:type="dxa" w:w="120"/>
+            </w:tcMar>
+          </w:tcPr>
+          <w:p>
+            <w:r>
+              <w:rPr>
+                <w:rFonts w:ascii="Arial" w:cs="Arial" w:eastAsia="Arial" w:hAnsi="Arial"/>
+                <w:color w:val="1A2533"/>
+                <w:sz w:val="20"/>
+                <w:szCs w:val="20"/>
+              </w:rPr>
+              <w:t xml:space="preserve">一括払いの場合、年会費300,000円（税込）で1年間・24回の全プログラムをご受講いただけます。
+分割払いの場合、月額30,000円（税込）× 12ヶ月でお支払いいただけます。合計は360,000円となります。</w:t>
+            </w:r>
+          </w:p>
+        </w:tc>
+      </w:tr>
+    </w:tbl>
+    <w:p>
+      <w:pPr>
+        <w:spacing w:after="14" w:before="14"/>
+      </w:pPr>
+      <w:r>
+        <w:t xml:space="preserve"/>
+      </w:r>
+    </w:p>
+    <w:p>
+      <w:pPr>
+        <w:spacing w:after="14" w:before="14"/>
+      </w:pPr>
+      <w:r>
+        <w:t xml:space="preserve"/>
+      </w:r>
+    </w:p>
+    <w:p>
+      <w:pPr>
+        <w:spacing w:after="100" w:before="240"/>
+      </w:pPr>
+      <w:r>
+        <w:rPr>
+          <w:rFonts w:ascii="Arial" w:cs="Arial" w:eastAsia="Arial" w:hAnsi="Arial"/>
+          <w:b/>
+          <w:bCs/>
+          <w:color w:val="534AB7"/>
+          <w:sz w:val="26"/>
+          <w:szCs w:val="26"/>
+        </w:rPr>
+        <w:t xml:space="preserve">▍11. 最後に</w:t>
       </w:r>
     </w:p>
     <w:p>

--- a/AI活用講義/講義資料/AI活用講義_プロジェクト紹介_20分版.docx
+++ b/AI活用講義/講義資料/AI活用講義_プロジェクト紹介_20分版.docx
@@ -299,7 +299,7 @@
           <w:sz w:val="21"/>
           <w:szCs w:val="21"/>
         </w:rPr>
-        <w:t xml:space="preserve">収益が増えましたか？　時間が生まれましたか？　新しいことができるようになりましたか？</w:t>
+        <w:t xml:space="preserve">意思決定のスピードが上がりましたか？　判断の精度が高まりましたか？　時間が生まれましたか？</w:t>
       </w:r>
     </w:p>
     <w:p>
@@ -340,6 +340,38 @@
           <w:szCs w:val="21"/>
         </w:rPr>
         <w:t xml:space="preserve">理由はシンプルです。「使い方」を知っているだけでは、AIはツールのままだからです。</w:t>
+      </w:r>
+    </w:p>
+    <w:p>
+      <w:pPr>
+        <w:spacing w:after="55" w:before="55"/>
+      </w:pPr>
+      <w:r>
+        <w:rPr>
+          <w:rFonts w:ascii="Arial" w:cs="Arial" w:eastAsia="Arial" w:hAnsi="Arial"/>
+          <w:b w:val="false"/>
+          <w:bCs w:val="false"/>
+          <w:color w:val="1A2533"/>
+          <w:sz w:val="21"/>
+          <w:szCs w:val="21"/>
+        </w:rPr>
+        <w:t xml:space="preserve">ツールとしてのAIと、組織の一員としてのAI。この差は、使い方の問題ではありません。</w:t>
+      </w:r>
+    </w:p>
+    <w:p>
+      <w:pPr>
+        <w:spacing w:after="55" w:before="55"/>
+      </w:pPr>
+      <w:r>
+        <w:rPr>
+          <w:rFonts w:ascii="Arial" w:cs="Arial" w:eastAsia="Arial" w:hAnsi="Arial"/>
+          <w:b w:val="false"/>
+          <w:bCs w:val="false"/>
+          <w:color w:val="1A2533"/>
+          <w:sz w:val="21"/>
+          <w:szCs w:val="21"/>
+        </w:rPr>
+        <w:t xml:space="preserve">「AIとどう向き合うか」という思考のOS（土台）の問題です。</w:t>
       </w:r>
     </w:p>
     <w:p>
@@ -429,7 +461,7 @@
           <w:sz w:val="26"/>
           <w:szCs w:val="26"/>
         </w:rPr>
-        <w:t xml:space="preserve">▍2. このプロジェクトが生まれた背景</w:t>
+        <w:t xml:space="preserve">▍2. このプロジェクトの核心　——「OS」が先、「ツール」は後</w:t>
       </w:r>
     </w:p>
     <w:p>
@@ -453,7 +485,7 @@
           <w:sz w:val="21"/>
           <w:szCs w:val="21"/>
         </w:rPr>
-        <w:t xml:space="preserve">講師の真田孔明は、2004年からメルマガを発行し続けている情報発信者であり、複数法人を経営する経営者でもあります。</w:t>
+        <w:t xml:space="preserve">多くのAI講座は「このツールの使い方」を教えます。</w:t>
       </w:r>
     </w:p>
     <w:p>
@@ -469,15 +501,7 @@
           <w:sz w:val="21"/>
           <w:szCs w:val="21"/>
         </w:rPr>
-        <w:t xml:space="preserve">2018年頃からNVIDIAをはじめとする米国テクノロジー企業に長期投資を続け、AIという技術が「バブル」ではなく「産業革命」であることを、数字とデータで早くから確信してきました。</w:t>
-      </w:r>
-    </w:p>
-    <w:p>
-      <w:pPr>
-        <w:spacing w:after="14" w:before="14"/>
-      </w:pPr>
-      <w:r>
-        <w:t xml:space="preserve"/>
+        <w:t xml:space="preserve">しかしツールの使い方だけを学んでも、ビジネスは変わりません。</w:t>
       </w:r>
     </w:p>
     <w:p>
@@ -493,7 +517,15 @@
           <w:sz w:val="21"/>
           <w:szCs w:val="21"/>
         </w:rPr>
-        <w:t xml:space="preserve">そしてある時期から、自分のビジネスの全ての分野にAIを組み込む実験を始めました。</w:t>
+        <w:t xml:space="preserve">なぜなら、ツールは手段であり、目的ではないからです。</w:t>
+      </w:r>
+    </w:p>
+    <w:p>
+      <w:pPr>
+        <w:spacing w:after="14" w:before="14"/>
+      </w:pPr>
+      <w:r>
+        <w:t xml:space="preserve"/>
       </w:r>
     </w:p>
     <w:p>
@@ -503,31 +535,138 @@
       <w:r>
         <w:rPr>
           <w:rFonts w:ascii="Arial" w:cs="Arial" w:eastAsia="Arial" w:hAnsi="Arial"/>
-          <w:b w:val="false"/>
-          <w:bCs w:val="false"/>
+          <w:b/>
+          <w:bCs/>
           <w:color w:val="1A2533"/>
           <w:sz w:val="21"/>
           <w:szCs w:val="21"/>
         </w:rPr>
-        <w:t xml:space="preserve">メルマガの自動生成。リール原稿の自動生成。米国企業のリサーチ自動化。会計・財務管理へのAI導入——。</w:t>
-      </w:r>
-    </w:p>
-    <w:p>
-      <w:pPr>
-        <w:spacing w:after="55" w:before="55"/>
-      </w:pPr>
-      <w:r>
-        <w:rPr>
-          <w:rFonts w:ascii="Arial" w:cs="Arial" w:eastAsia="Arial" w:hAnsi="Arial"/>
-          <w:b w:val="false"/>
-          <w:bCs w:val="false"/>
-          <w:color w:val="1A2533"/>
-          <w:sz w:val="21"/>
-          <w:szCs w:val="21"/>
-        </w:rPr>
-        <w:t xml:space="preserve">その結果として生まれたのが「AI経営本部」という仕組みです。</w:t>
-      </w:r>
-    </w:p>
+        <w:t xml:space="preserve">この講座が最も重視するのは、AIとの向き合い方・考え方という「OS（基本思考）」の部分です。</w:t>
+      </w:r>
+    </w:p>
+    <w:p>
+      <w:pPr>
+        <w:spacing w:after="14" w:before="14"/>
+      </w:pPr>
+      <w:r>
+        <w:t xml:space="preserve"/>
+      </w:r>
+    </w:p>
+    <w:tbl>
+      <w:tblPr>
+        <w:tblW w:type="dxa" w:w="9360"/>
+        <w:tblBorders>
+          <w:top w:val="single" w:color="auto" w:sz="4"/>
+          <w:left w:val="single" w:color="auto" w:sz="4"/>
+          <w:bottom w:val="single" w:color="auto" w:sz="4"/>
+          <w:right w:val="single" w:color="auto" w:sz="4"/>
+          <w:insideH w:val="single" w:color="auto" w:sz="4"/>
+          <w:insideV w:val="single" w:color="auto" w:sz="4"/>
+        </w:tblBorders>
+      </w:tblPr>
+      <w:tblGrid>
+        <w:gridCol w:w="4680"/>
+        <w:gridCol w:w="4680"/>
+      </w:tblGrid>
+      <w:tr>
+        <w:tc>
+          <w:tcPr>
+            <w:tcW w:type="dxa" w:w="4680"/>
+            <w:tcBorders>
+              <w:top w:val="single" w:color="DDDDDD" w:sz="1"/>
+              <w:left w:val="single" w:color="DDDDDD" w:sz="1"/>
+              <w:bottom w:val="single" w:color="DDDDDD" w:sz="1"/>
+              <w:right w:val="single" w:color="DDDDDD" w:sz="1"/>
+            </w:tcBorders>
+            <w:shd w:fill="FADBD8" w:val="clear"/>
+            <w:tcMar>
+              <w:top w:type="dxa" w:w="100"/>
+              <w:left w:type="dxa" w:w="160"/>
+              <w:bottom w:type="dxa" w:w="100"/>
+              <w:right w:type="dxa" w:w="120"/>
+            </w:tcMar>
+          </w:tcPr>
+          <w:p>
+            <w:pPr>
+              <w:jc w:val="center"/>
+            </w:pPr>
+            <w:r>
+              <w:rPr>
+                <w:rFonts w:ascii="Arial" w:cs="Arial" w:eastAsia="Arial" w:hAnsi="Arial"/>
+                <w:b/>
+                <w:bCs/>
+                <w:color w:val="C0392B"/>
+                <w:sz w:val="20"/>
+                <w:szCs w:val="20"/>
+              </w:rPr>
+              <w:t xml:space="preserve">❌ OSなきAI活用</w:t>
+            </w:r>
+          </w:p>
+          <w:p>
+            <w:pPr>
+              <w:spacing w:before="40"/>
+            </w:pPr>
+            <w:r>
+              <w:rPr>
+                <w:rFonts w:ascii="Arial" w:cs="Arial" w:eastAsia="Arial" w:hAnsi="Arial"/>
+                <w:color w:val="333333"/>
+                <w:sz w:val="18"/>
+                <w:szCs w:val="18"/>
+              </w:rPr>
+              <w:t xml:space="preserve">ツールを覚えるたびに「すごい」と思うが、ビジネスは変わらない。新しいツールが出るたびに振り回される。</w:t>
+            </w:r>
+          </w:p>
+        </w:tc>
+        <w:tc>
+          <w:tcPr>
+            <w:tcW w:type="dxa" w:w="4680"/>
+            <w:tcBorders>
+              <w:top w:val="single" w:color="DDDDDD" w:sz="1"/>
+              <w:left w:val="single" w:color="DDDDDD" w:sz="1"/>
+              <w:bottom w:val="single" w:color="DDDDDD" w:sz="1"/>
+              <w:right w:val="single" w:color="DDDDDD" w:sz="1"/>
+            </w:tcBorders>
+            <w:shd w:fill="D5F5E3" w:val="clear"/>
+            <w:tcMar>
+              <w:top w:type="dxa" w:w="100"/>
+              <w:left w:type="dxa" w:w="160"/>
+              <w:bottom w:type="dxa" w:w="100"/>
+              <w:right w:type="dxa" w:w="120"/>
+            </w:tcMar>
+          </w:tcPr>
+          <w:p>
+            <w:pPr>
+              <w:jc w:val="center"/>
+            </w:pPr>
+            <w:r>
+              <w:rPr>
+                <w:rFonts w:ascii="Arial" w:cs="Arial" w:eastAsia="Arial" w:hAnsi="Arial"/>
+                <w:b/>
+                <w:bCs/>
+                <w:color w:val="1E8449"/>
+                <w:sz w:val="20"/>
+                <w:szCs w:val="20"/>
+              </w:rPr>
+              <w:t xml:space="preserve">✅ OSがあるAI活用</w:t>
+            </w:r>
+          </w:p>
+          <w:p>
+            <w:pPr>
+              <w:spacing w:before="40"/>
+            </w:pPr>
+            <w:r>
+              <w:rPr>
+                <w:rFonts w:ascii="Arial" w:cs="Arial" w:eastAsia="Arial" w:hAnsi="Arial"/>
+                <w:color w:val="333333"/>
+                <w:sz w:val="18"/>
+                <w:szCs w:val="18"/>
+              </w:rPr>
+              <w:t xml:space="preserve">新しいツールが出ても、自分で評価・統合できる。ビジネスの課題から逆算して、AIを設計できる。</w:t>
+            </w:r>
+          </w:p>
+        </w:tc>
+      </w:tr>
+    </w:tbl>
     <w:p>
       <w:pPr>
         <w:spacing w:after="14" w:before="14"/>
@@ -557,11 +696,11 @@
             <w:tcW w:type="dxa" w:w="9360"/>
             <w:tcBorders>
               <w:top w:val="none" w:color="FFFFFF" w:sz="0"/>
-              <w:left w:val="thick" w:color="1E8449" w:sz="24"/>
+              <w:left w:val="thick" w:color="534AB7" w:sz="24"/>
               <w:bottom w:val="none" w:color="FFFFFF" w:sz="0"/>
               <w:right w:val="none" w:color="FFFFFF" w:sz="0"/>
             </w:tcBorders>
-            <w:shd w:fill="D5F5E3" w:val="clear"/>
+            <w:shd w:fill="EEEDFE" w:val="clear"/>
             <w:tcMar>
               <w:top w:type="dxa" w:w="100"/>
               <w:left w:type="dxa" w:w="200"/>
@@ -577,9 +716,8 @@
                 <w:sz w:val="20"/>
                 <w:szCs w:val="20"/>
               </w:rPr>
-              <w:t xml:space="preserve">エンジニア経験ゼロ。プログラミングの知識もなし。
-それでも48時間で、毎日AIが自動で動き続ける仕組みを構築することができました。
-この講座は、その実証済みの方法を体系化したものです。</w:t>
+              <w:t xml:space="preserve">OSがしっかりしていないと、どれだけ優れたツールやハードウェアを揃えても機能しません。
+この講座はOSの構築を軸に置き、その上で具体的なツール・自動化の実装を学びます。</w:t>
             </w:r>
           </w:p>
         </w:tc>
@@ -599,11 +737,6 @@
       </w:pPr>
       <w:r>
         <w:t xml:space="preserve"/>
-      </w:r>
-    </w:p>
-    <w:p>
-      <w:r>
-        <w:br w:type="page"/>
       </w:r>
     </w:p>
     <w:p>
@@ -619,7 +752,213 @@
           <w:sz w:val="26"/>
           <w:szCs w:val="26"/>
         </w:rPr>
-        <w:t xml:space="preserve">▍3. あなたは今、どのステージにいますか？</w:t>
+        <w:t xml:space="preserve">▍3. このプロジェクトが生まれた背景</w:t>
+      </w:r>
+    </w:p>
+    <w:p>
+      <w:pPr>
+        <w:spacing w:after="14" w:before="14"/>
+      </w:pPr>
+      <w:r>
+        <w:t xml:space="preserve"/>
+      </w:r>
+    </w:p>
+    <w:p>
+      <w:pPr>
+        <w:spacing w:after="55" w:before="55"/>
+      </w:pPr>
+      <w:r>
+        <w:rPr>
+          <w:rFonts w:ascii="Arial" w:cs="Arial" w:eastAsia="Arial" w:hAnsi="Arial"/>
+          <w:b w:val="false"/>
+          <w:bCs w:val="false"/>
+          <w:color w:val="1A2533"/>
+          <w:sz w:val="21"/>
+          <w:szCs w:val="21"/>
+        </w:rPr>
+        <w:t xml:space="preserve">講師の真田孔明は、2004年からメルマガを発行し続けている情報発信者であり、複数法人を経営する経営者でもあります。</w:t>
+      </w:r>
+    </w:p>
+    <w:p>
+      <w:pPr>
+        <w:spacing w:after="55" w:before="55"/>
+      </w:pPr>
+      <w:r>
+        <w:rPr>
+          <w:rFonts w:ascii="Arial" w:cs="Arial" w:eastAsia="Arial" w:hAnsi="Arial"/>
+          <w:b w:val="false"/>
+          <w:bCs w:val="false"/>
+          <w:color w:val="1A2533"/>
+          <w:sz w:val="21"/>
+          <w:szCs w:val="21"/>
+        </w:rPr>
+        <w:t xml:space="preserve">2018年頃からNVIDIAをはじめとする米国テクノロジー企業に長期投資を続け、AIという技術が「バブル」ではなく「産業革命」であることを、数字とデータで早くから確信してきました。</w:t>
+      </w:r>
+    </w:p>
+    <w:p>
+      <w:pPr>
+        <w:spacing w:after="14" w:before="14"/>
+      </w:pPr>
+      <w:r>
+        <w:t xml:space="preserve"/>
+      </w:r>
+    </w:p>
+    <w:p>
+      <w:pPr>
+        <w:spacing w:after="55" w:before="55"/>
+      </w:pPr>
+      <w:r>
+        <w:rPr>
+          <w:rFonts w:ascii="Arial" w:cs="Arial" w:eastAsia="Arial" w:hAnsi="Arial"/>
+          <w:b w:val="false"/>
+          <w:bCs w:val="false"/>
+          <w:color w:val="1A2533"/>
+          <w:sz w:val="21"/>
+          <w:szCs w:val="21"/>
+        </w:rPr>
+        <w:t xml:space="preserve">そしてある時期から、自分のビジネスの全ての分野にAIを組み込む実験を始めました。</w:t>
+      </w:r>
+    </w:p>
+    <w:p>
+      <w:pPr>
+        <w:spacing w:after="55" w:before="55"/>
+      </w:pPr>
+      <w:r>
+        <w:rPr>
+          <w:rFonts w:ascii="Arial" w:cs="Arial" w:eastAsia="Arial" w:hAnsi="Arial"/>
+          <w:b w:val="false"/>
+          <w:bCs w:val="false"/>
+          <w:color w:val="1A2533"/>
+          <w:sz w:val="21"/>
+          <w:szCs w:val="21"/>
+        </w:rPr>
+        <w:t xml:space="preserve">人財育成計画・ビジネスタスク管理・銀行融資・会社法人経営・米国株式投資——。</w:t>
+      </w:r>
+    </w:p>
+    <w:p>
+      <w:pPr>
+        <w:spacing w:after="55" w:before="55"/>
+      </w:pPr>
+      <w:r>
+        <w:rPr>
+          <w:rFonts w:ascii="Arial" w:cs="Arial" w:eastAsia="Arial" w:hAnsi="Arial"/>
+          <w:b w:val="false"/>
+          <w:bCs w:val="false"/>
+          <w:color w:val="1A2533"/>
+          <w:sz w:val="21"/>
+          <w:szCs w:val="21"/>
+        </w:rPr>
+        <w:t xml:space="preserve">業種や業務の種類を問わず、AIが実務の判断・処理・自動化を担える範囲を、自ら実証し続けてきました。</w:t>
+      </w:r>
+    </w:p>
+    <w:p>
+      <w:pPr>
+        <w:spacing w:after="55" w:before="55"/>
+      </w:pPr>
+      <w:r>
+        <w:rPr>
+          <w:rFonts w:ascii="Arial" w:cs="Arial" w:eastAsia="Arial" w:hAnsi="Arial"/>
+          <w:b w:val="false"/>
+          <w:bCs w:val="false"/>
+          <w:color w:val="1A2533"/>
+          <w:sz w:val="21"/>
+          <w:szCs w:val="21"/>
+        </w:rPr>
+        <w:t xml:space="preserve">その結果として生まれたのが「AI経営本部」という仕組みです。</w:t>
+      </w:r>
+    </w:p>
+    <w:p>
+      <w:pPr>
+        <w:spacing w:after="14" w:before="14"/>
+      </w:pPr>
+      <w:r>
+        <w:t xml:space="preserve"/>
+      </w:r>
+    </w:p>
+    <w:tbl>
+      <w:tblPr>
+        <w:tblW w:type="dxa" w:w="9360"/>
+        <w:tblBorders>
+          <w:top w:val="single" w:color="auto" w:sz="4"/>
+          <w:left w:val="single" w:color="auto" w:sz="4"/>
+          <w:bottom w:val="single" w:color="auto" w:sz="4"/>
+          <w:right w:val="single" w:color="auto" w:sz="4"/>
+          <w:insideH w:val="single" w:color="auto" w:sz="4"/>
+          <w:insideV w:val="single" w:color="auto" w:sz="4"/>
+        </w:tblBorders>
+      </w:tblPr>
+      <w:tblGrid>
+        <w:gridCol w:w="9360"/>
+      </w:tblGrid>
+      <w:tr>
+        <w:tc>
+          <w:tcPr>
+            <w:tcW w:type="dxa" w:w="9360"/>
+            <w:tcBorders>
+              <w:top w:val="none" w:color="FFFFFF" w:sz="0"/>
+              <w:left w:val="thick" w:color="1E8449" w:sz="24"/>
+              <w:bottom w:val="none" w:color="FFFFFF" w:sz="0"/>
+              <w:right w:val="none" w:color="FFFFFF" w:sz="0"/>
+            </w:tcBorders>
+            <w:shd w:fill="D5F5E3" w:val="clear"/>
+            <w:tcMar>
+              <w:top w:type="dxa" w:w="100"/>
+              <w:left w:type="dxa" w:w="200"/>
+              <w:bottom w:type="dxa" w:w="100"/>
+              <w:right w:type="dxa" w:w="120"/>
+            </w:tcMar>
+          </w:tcPr>
+          <w:p>
+            <w:r>
+              <w:rPr>
+                <w:rFonts w:ascii="Arial" w:cs="Arial" w:eastAsia="Arial" w:hAnsi="Arial"/>
+                <w:color w:val="1A2533"/>
+                <w:sz w:val="20"/>
+                <w:szCs w:val="20"/>
+              </w:rPr>
+              <w:t xml:space="preserve">エンジニア経験ゼロ。プログラミングの知識もなし。
+それでも48時間で、毎日AIが自動で動き続ける仕組みを構築することができました。
+この講座は、その実証済みの方法を体系化したものです。</w:t>
+            </w:r>
+          </w:p>
+        </w:tc>
+      </w:tr>
+    </w:tbl>
+    <w:p>
+      <w:pPr>
+        <w:spacing w:after="14" w:before="14"/>
+      </w:pPr>
+      <w:r>
+        <w:t xml:space="preserve"/>
+      </w:r>
+    </w:p>
+    <w:p>
+      <w:pPr>
+        <w:spacing w:after="14" w:before="14"/>
+      </w:pPr>
+      <w:r>
+        <w:t xml:space="preserve"/>
+      </w:r>
+    </w:p>
+    <w:p>
+      <w:r>
+        <w:br w:type="page"/>
+      </w:r>
+    </w:p>
+    <w:p>
+      <w:pPr>
+        <w:spacing w:after="100" w:before="240"/>
+      </w:pPr>
+      <w:r>
+        <w:rPr>
+          <w:rFonts w:ascii="Arial" w:cs="Arial" w:eastAsia="Arial" w:hAnsi="Arial"/>
+          <w:b/>
+          <w:bCs/>
+          <w:color w:val="534AB7"/>
+          <w:sz w:val="26"/>
+          <w:szCs w:val="26"/>
+        </w:rPr>
+        <w:t xml:space="preserve">▍4. あなたは今、どのステージにいますか？</w:t>
       </w:r>
     </w:p>
     <w:p>
@@ -1222,7 +1561,7 @@
           <w:sz w:val="26"/>
           <w:szCs w:val="26"/>
         </w:rPr>
-        <w:t xml:space="preserve">▍4. プログラムの全体像</w:t>
+        <w:t xml:space="preserve">▍5. プログラムの全体像</w:t>
       </w:r>
     </w:p>
     <w:p>
@@ -1433,7 +1772,7 @@
                 <w:sz w:val="18"/>
                 <w:szCs w:val="18"/>
               </w:rPr>
-              <w:t xml:space="preserve">実際に手を動かしながら自分のビジネスにAIを組み込む。毎回「今日やること」が明確なワーク形式。</w:t>
+              <w:t xml:space="preserve">自分のビジネスの課題からAIを設計・実装していく。毎回「今日やること」が明確なワーク形式。</w:t>
             </w:r>
           </w:p>
         </w:tc>
@@ -1771,63 +2110,6 @@
         <w:t xml:space="preserve"/>
       </w:r>
     </w:p>
-    <w:tbl>
-      <w:tblPr>
-        <w:tblW w:type="dxa" w:w="9360"/>
-        <w:tblBorders>
-          <w:top w:val="single" w:color="auto" w:sz="4"/>
-          <w:left w:val="single" w:color="auto" w:sz="4"/>
-          <w:bottom w:val="single" w:color="auto" w:sz="4"/>
-          <w:right w:val="single" w:color="auto" w:sz="4"/>
-          <w:insideH w:val="single" w:color="auto" w:sz="4"/>
-          <w:insideV w:val="single" w:color="auto" w:sz="4"/>
-        </w:tblBorders>
-      </w:tblPr>
-      <w:tblGrid>
-        <w:gridCol w:w="9360"/>
-      </w:tblGrid>
-      <w:tr>
-        <w:tc>
-          <w:tcPr>
-            <w:tcW w:type="dxa" w:w="9360"/>
-            <w:tcBorders>
-              <w:top w:val="none" w:color="FFFFFF" w:sz="0"/>
-              <w:left w:val="thick" w:color="534AB7" w:sz="24"/>
-              <w:bottom w:val="none" w:color="FFFFFF" w:sz="0"/>
-              <w:right w:val="none" w:color="FFFFFF" w:sz="0"/>
-            </w:tcBorders>
-            <w:shd w:fill="EEEDFE" w:val="clear"/>
-            <w:tcMar>
-              <w:top w:type="dxa" w:w="100"/>
-              <w:left w:type="dxa" w:w="200"/>
-              <w:bottom w:type="dxa" w:w="100"/>
-              <w:right w:type="dxa" w:w="120"/>
-            </w:tcMar>
-          </w:tcPr>
-          <w:p>
-            <w:r>
-              <w:rPr>
-                <w:rFonts w:ascii="Arial" w:cs="Arial" w:eastAsia="Arial" w:hAnsi="Arial"/>
-                <w:color w:val="1A2533"/>
-                <w:sz w:val="20"/>
-                <w:szCs w:val="20"/>
-              </w:rPr>
-              <w:t xml:space="preserve">AI黙々会は本講義の補足として位置付けています。
-詰まったとき・試したいことがあるとき・一緒に作業したいときに気軽に参加してください。
-開催日程はDiscordで確認できます。</w:t>
-            </w:r>
-          </w:p>
-        </w:tc>
-      </w:tr>
-    </w:tbl>
-    <w:p>
-      <w:pPr>
-        <w:spacing w:after="14" w:before="14"/>
-      </w:pPr>
-      <w:r>
-        <w:t xml:space="preserve"/>
-      </w:r>
-    </w:p>
     <w:p>
       <w:pPr>
         <w:spacing w:after="14" w:before="14"/>
@@ -1854,7 +2136,7 @@
           <w:sz w:val="26"/>
           <w:szCs w:val="26"/>
         </w:rPr>
-        <w:t xml:space="preserve">▍5. 年間カリキュラムの流れ（2026年4月〜2027年3月・計24回）</w:t>
+        <w:t xml:space="preserve">▍6. 年間カリキュラムの流れ（2026年4月〜2027年3月・計24回）</w:t>
       </w:r>
     </w:p>
     <w:p>
@@ -2139,7 +2421,7 @@
                 <w:sz w:val="19"/>
                 <w:szCs w:val="19"/>
               </w:rPr>
-              <w:t xml:space="preserve">基礎固め：AIツールの正しい使い方・プロンプト設計の本質を習得</w:t>
+              <w:t xml:space="preserve">AIとの正しい向き合い方・思考OS・プロンプト設計の本質を習得</w:t>
             </w:r>
           </w:p>
         </w:tc>
@@ -2273,7 +2555,7 @@
                 <w:sz w:val="19"/>
                 <w:szCs w:val="19"/>
               </w:rPr>
-              <w:t xml:space="preserve">自動化入門：定型業務をAIに任せる仕組みを自分のビジネスに組み込む</w:t>
+              <w:t xml:space="preserve">自分のビジネスの定型業務をAIに任せる仕組みを設計・実装する</w:t>
             </w:r>
           </w:p>
         </w:tc>
@@ -2407,7 +2689,7 @@
                 <w:sz w:val="19"/>
                 <w:szCs w:val="19"/>
               </w:rPr>
-              <w:t xml:space="preserve">AI組織設計：複数のAIを連携させてビジネス全体を動かす</w:t>
+              <w:t xml:space="preserve">複数のAIを連携させてビジネス全体の判断・処理を自動化する</w:t>
             </w:r>
           </w:p>
         </w:tc>
@@ -2541,7 +2823,7 @@
                 <w:sz w:val="19"/>
                 <w:szCs w:val="19"/>
               </w:rPr>
-              <w:t xml:space="preserve">完全自動化：毎日AIが動き続けるAI経営本部を完成させる</w:t>
+              <w:t xml:space="preserve">AI経営本部の完成：AIが自律的に動き続ける組織を設計・運営する</w:t>
             </w:r>
           </w:p>
         </w:tc>
@@ -2668,7 +2950,7 @@
           <w:sz w:val="26"/>
           <w:szCs w:val="26"/>
         </w:rPr>
-        <w:t xml:space="preserve">▍6. 1年後、あなたのビジネスに何が起きているか</w:t>
+        <w:t xml:space="preserve">▍7. 1年後、あなたのビジネスに何が起きているか</w:t>
       </w:r>
     </w:p>
     <w:p>
@@ -2692,9 +2974,400 @@
           <w:sz w:val="21"/>
           <w:szCs w:val="21"/>
         </w:rPr>
-        <w:t xml:space="preserve">24回のプログラムを終えた後、あなたのビジネスはどう変わっているか。具体的に言葉にしてみます。</w:t>
-      </w:r>
-    </w:p>
+        <w:t xml:space="preserve">業種・職種・ビジネスの規模は問いません。</w:t>
+      </w:r>
+    </w:p>
+    <w:p>
+      <w:pPr>
+        <w:spacing w:after="55" w:before="55"/>
+      </w:pPr>
+      <w:r>
+        <w:rPr>
+          <w:rFonts w:ascii="Arial" w:cs="Arial" w:eastAsia="Arial" w:hAnsi="Arial"/>
+          <w:b w:val="false"/>
+          <w:bCs w:val="false"/>
+          <w:color w:val="1A2533"/>
+          <w:sz w:val="21"/>
+          <w:szCs w:val="21"/>
+        </w:rPr>
+        <w:t xml:space="preserve">どんな仕事にも「判断」「処理」「管理」という作業が存在します。</w:t>
+      </w:r>
+    </w:p>
+    <w:p>
+      <w:pPr>
+        <w:spacing w:after="55" w:before="55"/>
+      </w:pPr>
+      <w:r>
+        <w:rPr>
+          <w:rFonts w:ascii="Arial" w:cs="Arial" w:eastAsia="Arial" w:hAnsi="Arial"/>
+          <w:b w:val="false"/>
+          <w:bCs w:val="false"/>
+          <w:color w:val="1A2533"/>
+          <w:sz w:val="21"/>
+          <w:szCs w:val="21"/>
+        </w:rPr>
+        <w:t xml:space="preserve">この講座では、あなた自身のビジネスにおけるその部分を、AIに任せる設計を学びます。</w:t>
+      </w:r>
+    </w:p>
+    <w:p>
+      <w:pPr>
+        <w:spacing w:after="14" w:before="14"/>
+      </w:pPr>
+      <w:r>
+        <w:t xml:space="preserve"/>
+      </w:r>
+    </w:p>
+    <w:p>
+      <w:pPr>
+        <w:spacing w:after="55" w:before="55"/>
+      </w:pPr>
+      <w:r>
+        <w:rPr>
+          <w:rFonts w:ascii="Arial" w:cs="Arial" w:eastAsia="Arial" w:hAnsi="Arial"/>
+          <w:b/>
+          <w:bCs/>
+          <w:color w:val="1A2533"/>
+          <w:sz w:val="21"/>
+          <w:szCs w:val="21"/>
+        </w:rPr>
+        <w:t xml:space="preserve">たとえば——（あくまでもサンプルです）</w:t>
+      </w:r>
+    </w:p>
+    <w:p>
+      <w:pPr>
+        <w:spacing w:after="14" w:before="14"/>
+      </w:pPr>
+      <w:r>
+        <w:t xml:space="preserve"/>
+      </w:r>
+    </w:p>
+    <w:tbl>
+      <w:tblPr>
+        <w:tblW w:type="dxa" w:w="9360"/>
+        <w:tblBorders>
+          <w:top w:val="single" w:color="auto" w:sz="4"/>
+          <w:left w:val="single" w:color="auto" w:sz="4"/>
+          <w:bottom w:val="single" w:color="auto" w:sz="4"/>
+          <w:right w:val="single" w:color="auto" w:sz="4"/>
+          <w:insideH w:val="single" w:color="auto" w:sz="4"/>
+          <w:insideV w:val="single" w:color="auto" w:sz="4"/>
+        </w:tblBorders>
+      </w:tblPr>
+      <w:tblGrid>
+        <w:gridCol w:w="2400"/>
+        <w:gridCol w:w="6960"/>
+      </w:tblGrid>
+      <w:tr>
+        <w:tc>
+          <w:tcPr>
+            <w:tcW w:type="dxa" w:w="2400"/>
+            <w:tcBorders>
+              <w:top w:val="single" w:color="DDDDDD" w:sz="1"/>
+              <w:left w:val="single" w:color="DDDDDD" w:sz="1"/>
+              <w:bottom w:val="single" w:color="DDDDDD" w:sz="1"/>
+              <w:right w:val="single" w:color="DDDDDD" w:sz="1"/>
+            </w:tcBorders>
+            <w:shd w:fill="EEEDFE" w:val="clear"/>
+            <w:tcMar>
+              <w:top w:type="dxa" w:w="70"/>
+              <w:left w:type="dxa" w:w="120"/>
+              <w:bottom w:type="dxa" w:w="70"/>
+              <w:right w:type="dxa" w:w="80"/>
+            </w:tcMar>
+            <w:vAlign w:val="center"/>
+          </w:tcPr>
+          <w:p>
+            <w:r>
+              <w:rPr>
+                <w:rFonts w:ascii="Arial" w:cs="Arial" w:eastAsia="Arial" w:hAnsi="Arial"/>
+                <w:b/>
+                <w:bCs/>
+                <w:color w:val="534AB7"/>
+                <w:sz w:val="19"/>
+                <w:szCs w:val="19"/>
+              </w:rPr>
+              <w:t xml:space="preserve">人財育成計画</w:t>
+            </w:r>
+          </w:p>
+        </w:tc>
+        <w:tc>
+          <w:tcPr>
+            <w:tcW w:type="dxa" w:w="6960"/>
+            <w:tcBorders>
+              <w:top w:val="single" w:color="DDDDDD" w:sz="1"/>
+              <w:left w:val="single" w:color="DDDDDD" w:sz="1"/>
+              <w:bottom w:val="single" w:color="DDDDDD" w:sz="1"/>
+              <w:right w:val="single" w:color="DDDDDD" w:sz="1"/>
+            </w:tcBorders>
+            <w:shd w:fill="F8F8FE" w:val="clear"/>
+            <w:tcMar>
+              <w:top w:type="dxa" w:w="70"/>
+              <w:left w:type="dxa" w:w="120"/>
+              <w:bottom w:type="dxa" w:w="70"/>
+              <w:right w:type="dxa" w:w="80"/>
+            </w:tcMar>
+          </w:tcPr>
+          <w:p>
+            <w:r>
+              <w:rPr>
+                <w:rFonts w:ascii="Arial" w:cs="Arial" w:eastAsia="Arial" w:hAnsi="Arial"/>
+                <w:sz w:val="19"/>
+                <w:szCs w:val="19"/>
+              </w:rPr>
+              <w:t xml:space="preserve">評価基準・育成ロードマップ・面談資料の設計と管理をAIが補助する</w:t>
+            </w:r>
+          </w:p>
+        </w:tc>
+      </w:tr>
+      <w:tr>
+        <w:tc>
+          <w:tcPr>
+            <w:tcW w:type="dxa" w:w="2400"/>
+            <w:tcBorders>
+              <w:top w:val="single" w:color="DDDDDD" w:sz="1"/>
+              <w:left w:val="single" w:color="DDDDDD" w:sz="1"/>
+              <w:bottom w:val="single" w:color="DDDDDD" w:sz="1"/>
+              <w:right w:val="single" w:color="DDDDDD" w:sz="1"/>
+            </w:tcBorders>
+            <w:shd w:fill="FFFFFF" w:val="clear"/>
+            <w:tcMar>
+              <w:top w:type="dxa" w:w="70"/>
+              <w:left w:type="dxa" w:w="120"/>
+              <w:bottom w:type="dxa" w:w="70"/>
+              <w:right w:type="dxa" w:w="80"/>
+            </w:tcMar>
+            <w:vAlign w:val="center"/>
+          </w:tcPr>
+          <w:p>
+            <w:r>
+              <w:rPr>
+                <w:rFonts w:ascii="Arial" w:cs="Arial" w:eastAsia="Arial" w:hAnsi="Arial"/>
+                <w:b/>
+                <w:bCs/>
+                <w:color w:val="534AB7"/>
+                <w:sz w:val="19"/>
+                <w:szCs w:val="19"/>
+              </w:rPr>
+              <w:t xml:space="preserve">ビジネスタスク</w:t>
+            </w:r>
+          </w:p>
+        </w:tc>
+        <w:tc>
+          <w:tcPr>
+            <w:tcW w:type="dxa" w:w="6960"/>
+            <w:tcBorders>
+              <w:top w:val="single" w:color="DDDDDD" w:sz="1"/>
+              <w:left w:val="single" w:color="DDDDDD" w:sz="1"/>
+              <w:bottom w:val="single" w:color="DDDDDD" w:sz="1"/>
+              <w:right w:val="single" w:color="DDDDDD" w:sz="1"/>
+            </w:tcBorders>
+            <w:shd w:fill="FFFFFF" w:val="clear"/>
+            <w:tcMar>
+              <w:top w:type="dxa" w:w="70"/>
+              <w:left w:type="dxa" w:w="120"/>
+              <w:bottom w:type="dxa" w:w="70"/>
+              <w:right w:type="dxa" w:w="80"/>
+            </w:tcMar>
+          </w:tcPr>
+          <w:p>
+            <w:r>
+              <w:rPr>
+                <w:rFonts w:ascii="Arial" w:cs="Arial" w:eastAsia="Arial" w:hAnsi="Arial"/>
+                <w:sz w:val="19"/>
+                <w:szCs w:val="19"/>
+              </w:rPr>
+              <w:t xml:space="preserve">優先順位の整理・進捗管理・報告書の作成をAIが自動処理する</w:t>
+            </w:r>
+          </w:p>
+        </w:tc>
+      </w:tr>
+      <w:tr>
+        <w:tc>
+          <w:tcPr>
+            <w:tcW w:type="dxa" w:w="2400"/>
+            <w:tcBorders>
+              <w:top w:val="single" w:color="DDDDDD" w:sz="1"/>
+              <w:left w:val="single" w:color="DDDDDD" w:sz="1"/>
+              <w:bottom w:val="single" w:color="DDDDDD" w:sz="1"/>
+              <w:right w:val="single" w:color="DDDDDD" w:sz="1"/>
+            </w:tcBorders>
+            <w:shd w:fill="EEEDFE" w:val="clear"/>
+            <w:tcMar>
+              <w:top w:type="dxa" w:w="70"/>
+              <w:left w:type="dxa" w:w="120"/>
+              <w:bottom w:type="dxa" w:w="70"/>
+              <w:right w:type="dxa" w:w="80"/>
+            </w:tcMar>
+            <w:vAlign w:val="center"/>
+          </w:tcPr>
+          <w:p>
+            <w:r>
+              <w:rPr>
+                <w:rFonts w:ascii="Arial" w:cs="Arial" w:eastAsia="Arial" w:hAnsi="Arial"/>
+                <w:b/>
+                <w:bCs/>
+                <w:color w:val="534AB7"/>
+                <w:sz w:val="19"/>
+                <w:szCs w:val="19"/>
+              </w:rPr>
+              <w:t xml:space="preserve">銀行融資</w:t>
+            </w:r>
+          </w:p>
+        </w:tc>
+        <w:tc>
+          <w:tcPr>
+            <w:tcW w:type="dxa" w:w="6960"/>
+            <w:tcBorders>
+              <w:top w:val="single" w:color="DDDDDD" w:sz="1"/>
+              <w:left w:val="single" w:color="DDDDDD" w:sz="1"/>
+              <w:bottom w:val="single" w:color="DDDDDD" w:sz="1"/>
+              <w:right w:val="single" w:color="DDDDDD" w:sz="1"/>
+            </w:tcBorders>
+            <w:shd w:fill="F8F8FE" w:val="clear"/>
+            <w:tcMar>
+              <w:top w:type="dxa" w:w="70"/>
+              <w:left w:type="dxa" w:w="120"/>
+              <w:bottom w:type="dxa" w:w="70"/>
+              <w:right w:type="dxa" w:w="80"/>
+            </w:tcMar>
+          </w:tcPr>
+          <w:p>
+            <w:r>
+              <w:rPr>
+                <w:rFonts w:ascii="Arial" w:cs="Arial" w:eastAsia="Arial" w:hAnsi="Arial"/>
+                <w:sz w:val="19"/>
+                <w:szCs w:val="19"/>
+              </w:rPr>
+              <w:t xml:space="preserve">事業計画書・数値シミュレーション・資料作成をAIが下支えする</w:t>
+            </w:r>
+          </w:p>
+        </w:tc>
+      </w:tr>
+      <w:tr>
+        <w:tc>
+          <w:tcPr>
+            <w:tcW w:type="dxa" w:w="2400"/>
+            <w:tcBorders>
+              <w:top w:val="single" w:color="DDDDDD" w:sz="1"/>
+              <w:left w:val="single" w:color="DDDDDD" w:sz="1"/>
+              <w:bottom w:val="single" w:color="DDDDDD" w:sz="1"/>
+              <w:right w:val="single" w:color="DDDDDD" w:sz="1"/>
+            </w:tcBorders>
+            <w:shd w:fill="FFFFFF" w:val="clear"/>
+            <w:tcMar>
+              <w:top w:type="dxa" w:w="70"/>
+              <w:left w:type="dxa" w:w="120"/>
+              <w:bottom w:type="dxa" w:w="70"/>
+              <w:right w:type="dxa" w:w="80"/>
+            </w:tcMar>
+            <w:vAlign w:val="center"/>
+          </w:tcPr>
+          <w:p>
+            <w:r>
+              <w:rPr>
+                <w:rFonts w:ascii="Arial" w:cs="Arial" w:eastAsia="Arial" w:hAnsi="Arial"/>
+                <w:b/>
+                <w:bCs/>
+                <w:color w:val="534AB7"/>
+                <w:sz w:val="19"/>
+                <w:szCs w:val="19"/>
+              </w:rPr>
+              <w:t xml:space="preserve">会社法人経営</w:t>
+            </w:r>
+          </w:p>
+        </w:tc>
+        <w:tc>
+          <w:tcPr>
+            <w:tcW w:type="dxa" w:w="6960"/>
+            <w:tcBorders>
+              <w:top w:val="single" w:color="DDDDDD" w:sz="1"/>
+              <w:left w:val="single" w:color="DDDDDD" w:sz="1"/>
+              <w:bottom w:val="single" w:color="DDDDDD" w:sz="1"/>
+              <w:right w:val="single" w:color="DDDDDD" w:sz="1"/>
+            </w:tcBorders>
+            <w:shd w:fill="FFFFFF" w:val="clear"/>
+            <w:tcMar>
+              <w:top w:type="dxa" w:w="70"/>
+              <w:left w:type="dxa" w:w="120"/>
+              <w:bottom w:type="dxa" w:w="70"/>
+              <w:right w:type="dxa" w:w="80"/>
+            </w:tcMar>
+          </w:tcPr>
+          <w:p>
+            <w:r>
+              <w:rPr>
+                <w:rFonts w:ascii="Arial" w:cs="Arial" w:eastAsia="Arial" w:hAnsi="Arial"/>
+                <w:sz w:val="19"/>
+                <w:szCs w:val="19"/>
+              </w:rPr>
+              <w:t xml:space="preserve">議事録・契約書ドラフト・経営数値の分析をAIが担当する</w:t>
+            </w:r>
+          </w:p>
+        </w:tc>
+      </w:tr>
+      <w:tr>
+        <w:tc>
+          <w:tcPr>
+            <w:tcW w:type="dxa" w:w="2400"/>
+            <w:tcBorders>
+              <w:top w:val="single" w:color="DDDDDD" w:sz="1"/>
+              <w:left w:val="single" w:color="DDDDDD" w:sz="1"/>
+              <w:bottom w:val="single" w:color="DDDDDD" w:sz="1"/>
+              <w:right w:val="single" w:color="DDDDDD" w:sz="1"/>
+            </w:tcBorders>
+            <w:shd w:fill="EEEDFE" w:val="clear"/>
+            <w:tcMar>
+              <w:top w:type="dxa" w:w="70"/>
+              <w:left w:type="dxa" w:w="120"/>
+              <w:bottom w:type="dxa" w:w="70"/>
+              <w:right w:type="dxa" w:w="80"/>
+            </w:tcMar>
+            <w:vAlign w:val="center"/>
+          </w:tcPr>
+          <w:p>
+            <w:r>
+              <w:rPr>
+                <w:rFonts w:ascii="Arial" w:cs="Arial" w:eastAsia="Arial" w:hAnsi="Arial"/>
+                <w:b/>
+                <w:bCs/>
+                <w:color w:val="534AB7"/>
+                <w:sz w:val="19"/>
+                <w:szCs w:val="19"/>
+              </w:rPr>
+              <w:t xml:space="preserve">米国株式投資</w:t>
+            </w:r>
+          </w:p>
+        </w:tc>
+        <w:tc>
+          <w:tcPr>
+            <w:tcW w:type="dxa" w:w="6960"/>
+            <w:tcBorders>
+              <w:top w:val="single" w:color="DDDDDD" w:sz="1"/>
+              <w:left w:val="single" w:color="DDDDDD" w:sz="1"/>
+              <w:bottom w:val="single" w:color="DDDDDD" w:sz="1"/>
+              <w:right w:val="single" w:color="DDDDDD" w:sz="1"/>
+            </w:tcBorders>
+            <w:shd w:fill="F8F8FE" w:val="clear"/>
+            <w:tcMar>
+              <w:top w:type="dxa" w:w="70"/>
+              <w:left w:type="dxa" w:w="120"/>
+              <w:bottom w:type="dxa" w:w="70"/>
+              <w:right w:type="dxa" w:w="80"/>
+            </w:tcMar>
+          </w:tcPr>
+          <w:p>
+            <w:r>
+              <w:rPr>
+                <w:rFonts w:ascii="Arial" w:cs="Arial" w:eastAsia="Arial" w:hAnsi="Arial"/>
+                <w:sz w:val="19"/>
+                <w:szCs w:val="19"/>
+              </w:rPr>
+              <w:t xml:space="preserve">企業リサーチ・決算分析・投資判断の補助をAIが自動処理する</w:t>
+            </w:r>
+          </w:p>
+        </w:tc>
+      </w:tr>
+    </w:tbl>
     <w:p>
       <w:pPr>
         <w:spacing w:after="14" w:before="14"/>
@@ -2723,16 +3396,16 @@
           <w:tcPr>
             <w:tcW w:type="dxa" w:w="9360"/>
             <w:tcBorders>
-              <w:top w:val="single" w:color="DDDDDD" w:sz="1"/>
-              <w:left w:val="single" w:color="DDDDDD" w:sz="1"/>
-              <w:bottom w:val="single" w:color="DDDDDD" w:sz="1"/>
-              <w:right w:val="single" w:color="DDDDDD" w:sz="1"/>
+              <w:top w:val="none" w:color="FFFFFF" w:sz="0"/>
+              <w:left w:val="thick" w:color="534AB7" w:sz="24"/>
+              <w:bottom w:val="none" w:color="FFFFFF" w:sz="0"/>
+              <w:right w:val="none" w:color="FFFFFF" w:sz="0"/>
             </w:tcBorders>
             <w:shd w:fill="EEEDFE" w:val="clear"/>
             <w:tcMar>
-              <w:top w:type="dxa" w:w="80"/>
-              <w:left w:type="dxa" w:w="180"/>
-              <w:bottom w:type="dxa" w:w="80"/>
+              <w:top w:type="dxa" w:w="100"/>
+              <w:left w:type="dxa" w:w="200"/>
+              <w:bottom w:type="dxa" w:w="100"/>
               <w:right w:type="dxa" w:w="120"/>
             </w:tcMar>
           </w:tcPr>
@@ -2740,215 +3413,13 @@
             <w:r>
               <w:rPr>
                 <w:rFonts w:ascii="Arial" w:cs="Arial" w:eastAsia="Arial" w:hAnsi="Arial"/>
-                <w:b/>
-                <w:bCs/>
-                <w:color w:val="534AB7"/>
+                <w:color w:val="1A2533"/>
                 <w:sz w:val="20"/>
                 <w:szCs w:val="20"/>
               </w:rPr>
-              <w:t xml:space="preserve">✓ 毎朝、AIがリサーチ・コンテンツ生成・配信を自動で行っている</w:t>
-            </w:r>
-          </w:p>
-          <w:p>
-            <w:pPr>
-              <w:spacing w:before="20"/>
-            </w:pPr>
-            <w:r>
-              <w:rPr>
-                <w:rFonts w:ascii="Arial" w:cs="Arial" w:eastAsia="Arial" w:hAnsi="Arial"/>
-                <w:color w:val="555555"/>
-                <w:sz w:val="18"/>
-                <w:szCs w:val="18"/>
-              </w:rPr>
-              <w:t xml:space="preserve">あなたが眠っている間も、AIが動き続けています。</w:t>
-            </w:r>
-          </w:p>
-        </w:tc>
-      </w:tr>
-      <w:tr>
-        <w:tc>
-          <w:tcPr>
-            <w:tcW w:type="dxa" w:w="9360"/>
-            <w:tcBorders>
-              <w:top w:val="single" w:color="DDDDDD" w:sz="1"/>
-              <w:left w:val="single" w:color="DDDDDD" w:sz="1"/>
-              <w:bottom w:val="single" w:color="DDDDDD" w:sz="1"/>
-              <w:right w:val="single" w:color="DDDDDD" w:sz="1"/>
-            </w:tcBorders>
-            <w:shd w:fill="FFFFFF" w:val="clear"/>
-            <w:tcMar>
-              <w:top w:type="dxa" w:w="80"/>
-              <w:left w:type="dxa" w:w="180"/>
-              <w:bottom w:type="dxa" w:w="80"/>
-              <w:right w:type="dxa" w:w="120"/>
-            </w:tcMar>
-          </w:tcPr>
-          <w:p>
-            <w:r>
-              <w:rPr>
-                <w:rFonts w:ascii="Arial" w:cs="Arial" w:eastAsia="Arial" w:hAnsi="Arial"/>
-                <w:b/>
-                <w:bCs/>
-                <w:color w:val="534AB7"/>
-                <w:sz w:val="20"/>
-                <w:szCs w:val="20"/>
-              </w:rPr>
-              <w:t xml:space="preserve">✓ 会社の会計・財務管理の一部をAIが担っている</w:t>
-            </w:r>
-          </w:p>
-          <w:p>
-            <w:pPr>
-              <w:spacing w:before="20"/>
-            </w:pPr>
-            <w:r>
-              <w:rPr>
-                <w:rFonts w:ascii="Arial" w:cs="Arial" w:eastAsia="Arial" w:hAnsi="Arial"/>
-                <w:color w:val="555555"/>
-                <w:sz w:val="18"/>
-                <w:szCs w:val="18"/>
-              </w:rPr>
-              <w:t xml:space="preserve">数字の処理は、AIが最も得意とする領域の一つです。</w:t>
-            </w:r>
-          </w:p>
-        </w:tc>
-      </w:tr>
-      <w:tr>
-        <w:tc>
-          <w:tcPr>
-            <w:tcW w:type="dxa" w:w="9360"/>
-            <w:tcBorders>
-              <w:top w:val="single" w:color="DDDDDD" w:sz="1"/>
-              <w:left w:val="single" w:color="DDDDDD" w:sz="1"/>
-              <w:bottom w:val="single" w:color="DDDDDD" w:sz="1"/>
-              <w:right w:val="single" w:color="DDDDDD" w:sz="1"/>
-            </w:tcBorders>
-            <w:shd w:fill="EEEDFE" w:val="clear"/>
-            <w:tcMar>
-              <w:top w:type="dxa" w:w="80"/>
-              <w:left w:type="dxa" w:w="180"/>
-              <w:bottom w:type="dxa" w:w="80"/>
-              <w:right w:type="dxa" w:w="120"/>
-            </w:tcMar>
-          </w:tcPr>
-          <w:p>
-            <w:r>
-              <w:rPr>
-                <w:rFonts w:ascii="Arial" w:cs="Arial" w:eastAsia="Arial" w:hAnsi="Arial"/>
-                <w:b/>
-                <w:bCs/>
-                <w:color w:val="534AB7"/>
-                <w:sz w:val="20"/>
-                <w:szCs w:val="20"/>
-              </w:rPr>
-              <w:t xml:space="preserve">✓ メルマガ・SNS・動画原稿が自動生成されている</w:t>
-            </w:r>
-          </w:p>
-          <w:p>
-            <w:pPr>
-              <w:spacing w:before="20"/>
-            </w:pPr>
-            <w:r>
-              <w:rPr>
-                <w:rFonts w:ascii="Arial" w:cs="Arial" w:eastAsia="Arial" w:hAnsi="Arial"/>
-                <w:color w:val="555555"/>
-                <w:sz w:val="18"/>
-                <w:szCs w:val="18"/>
-              </w:rPr>
-              <w:t xml:space="preserve">コンテンツ制作の時間が、大幅に圧縮されています。</w:t>
-            </w:r>
-          </w:p>
-        </w:tc>
-      </w:tr>
-      <w:tr>
-        <w:tc>
-          <w:tcPr>
-            <w:tcW w:type="dxa" w:w="9360"/>
-            <w:tcBorders>
-              <w:top w:val="single" w:color="DDDDDD" w:sz="1"/>
-              <w:left w:val="single" w:color="DDDDDD" w:sz="1"/>
-              <w:bottom w:val="single" w:color="DDDDDD" w:sz="1"/>
-              <w:right w:val="single" w:color="DDDDDD" w:sz="1"/>
-            </w:tcBorders>
-            <w:shd w:fill="FFFFFF" w:val="clear"/>
-            <w:tcMar>
-              <w:top w:type="dxa" w:w="80"/>
-              <w:left w:type="dxa" w:w="180"/>
-              <w:bottom w:type="dxa" w:w="80"/>
-              <w:right w:type="dxa" w:w="120"/>
-            </w:tcMar>
-          </w:tcPr>
-          <w:p>
-            <w:r>
-              <w:rPr>
-                <w:rFonts w:ascii="Arial" w:cs="Arial" w:eastAsia="Arial" w:hAnsi="Arial"/>
-                <w:b/>
-                <w:bCs/>
-                <w:color w:val="534AB7"/>
-                <w:sz w:val="20"/>
-                <w:szCs w:val="20"/>
-              </w:rPr>
-              <w:t xml:space="preserve">✓ 複数のAIが役割分担して、ビジネスの各部門を動かしている</w:t>
-            </w:r>
-          </w:p>
-          <w:p>
-            <w:pPr>
-              <w:spacing w:before="20"/>
-            </w:pPr>
-            <w:r>
-              <w:rPr>
-                <w:rFonts w:ascii="Arial" w:cs="Arial" w:eastAsia="Arial" w:hAnsi="Arial"/>
-                <w:color w:val="555555"/>
-                <w:sz w:val="18"/>
-                <w:szCs w:val="18"/>
-              </w:rPr>
-              <w:t xml:space="preserve">あなたは設計と判断だけを行う立場になっています。</w:t>
-            </w:r>
-          </w:p>
-        </w:tc>
-      </w:tr>
-      <w:tr>
-        <w:tc>
-          <w:tcPr>
-            <w:tcW w:type="dxa" w:w="9360"/>
-            <w:tcBorders>
-              <w:top w:val="single" w:color="DDDDDD" w:sz="1"/>
-              <w:left w:val="single" w:color="DDDDDD" w:sz="1"/>
-              <w:bottom w:val="single" w:color="DDDDDD" w:sz="1"/>
-              <w:right w:val="single" w:color="DDDDDD" w:sz="1"/>
-            </w:tcBorders>
-            <w:shd w:fill="EEEDFE" w:val="clear"/>
-            <w:tcMar>
-              <w:top w:type="dxa" w:w="80"/>
-              <w:left w:type="dxa" w:w="180"/>
-              <w:bottom w:type="dxa" w:w="80"/>
-              <w:right w:type="dxa" w:w="120"/>
-            </w:tcMar>
-          </w:tcPr>
-          <w:p>
-            <w:r>
-              <w:rPr>
-                <w:rFonts w:ascii="Arial" w:cs="Arial" w:eastAsia="Arial" w:hAnsi="Arial"/>
-                <w:b/>
-                <w:bCs/>
-                <w:color w:val="534AB7"/>
-                <w:sz w:val="20"/>
-                <w:szCs w:val="20"/>
-              </w:rPr>
-              <w:t xml:space="preserve">✓ AIの進化に乗り遅れる不安が、完全に消えている</w:t>
-            </w:r>
-          </w:p>
-          <w:p>
-            <w:pPr>
-              <w:spacing w:before="20"/>
-            </w:pPr>
-            <w:r>
-              <w:rPr>
-                <w:rFonts w:ascii="Arial" w:cs="Arial" w:eastAsia="Arial" w:hAnsi="Arial"/>
-                <w:color w:val="555555"/>
-                <w:sz w:val="18"/>
-                <w:szCs w:val="18"/>
-              </w:rPr>
-              <w:t xml:space="preserve">自分でアップデートできる力が身についているからです。</w:t>
+              <w:t xml:space="preserve">重要：これらはあくまでサンプルです。
+あなたのビジネスで「AIに任せるべき部分」は何かを、この講座を通じて自分自身で設計していきます。
+業種・業務の種類を問わず、AIは必ず活用できます。</w:t>
             </w:r>
           </w:p>
         </w:tc>
@@ -2988,7 +3459,7 @@
           <w:sz w:val="26"/>
           <w:szCs w:val="26"/>
         </w:rPr>
-        <w:t xml:space="preserve">▍7. メンターからのメッセージ</w:t>
+        <w:t xml:space="preserve">▍8. メンターからのメッセージ</w:t>
       </w:r>
     </w:p>
     <w:p>
@@ -3125,7 +3596,7 @@
           <w:sz w:val="26"/>
           <w:szCs w:val="26"/>
         </w:rPr>
-        <w:t xml:space="preserve">▍8. こんな方に向けたプログラムです</w:t>
+        <w:t xml:space="preserve">▍9. こんな方に向けたプログラムです</w:t>
       </w:r>
     </w:p>
     <w:p>
@@ -3208,7 +3679,7 @@
                 <w:sz w:val="20"/>
                 <w:szCs w:val="20"/>
               </w:rPr>
-              <w:t xml:space="preserve">・ ChatGPTは使っているが、自分のビジネスに活かせていないと感じている方</w:t>
+              <w:t xml:space="preserve">・ AIを使い始めているが、自分のビジネスの何も変わっていないと感じている方</w:t>
             </w:r>
           </w:p>
         </w:tc>
@@ -3239,7 +3710,7 @@
                 <w:sz w:val="20"/>
                 <w:szCs w:val="20"/>
               </w:rPr>
-              <w:t xml:space="preserve">・ メルマガ・SNS・資料作成に費やす時間を、大幅に削減したい方</w:t>
+              <w:t xml:space="preserve">・ 個別のツールを覚えるのではなく、AIとの正しい向き合い方を体系的に学びたい方</w:t>
             </w:r>
           </w:p>
         </w:tc>
@@ -3270,7 +3741,7 @@
                 <w:sz w:val="20"/>
                 <w:szCs w:val="20"/>
               </w:rPr>
-              <w:t xml:space="preserve">・ 会社員・個人事業主・経営者として、収入の柱を増やしたい方</w:t>
+              <w:t xml:space="preserve">・ 自分のビジネスにおける判断・処理・管理の一部をAIに任せる設計をしたい方</w:t>
             </w:r>
           </w:p>
         </w:tc>
@@ -3301,7 +3772,7 @@
                 <w:sz w:val="20"/>
                 <w:szCs w:val="20"/>
               </w:rPr>
-              <w:t xml:space="preserve">・ 3年後・5年後のビジネスのあり方を、今から設計したい方</w:t>
+              <w:t xml:space="preserve">・ 会社員・個人事業主・経営者として、時間とお金の使い方を根本から変えたい方</w:t>
             </w:r>
           </w:p>
         </w:tc>
@@ -3332,7 +3803,38 @@
                 <w:sz w:val="20"/>
                 <w:szCs w:val="20"/>
               </w:rPr>
-              <w:t xml:space="preserve">・ プログラミングの知識がなくても、自動化の仕組みを作りたい方</w:t>
+              <w:t xml:space="preserve">・ プログラミングの知識がなくても、自動化・半自動化の仕組みを作りたい方</w:t>
+            </w:r>
+          </w:p>
+        </w:tc>
+      </w:tr>
+      <w:tr>
+        <w:tc>
+          <w:tcPr>
+            <w:tcW w:type="dxa" w:w="9360"/>
+            <w:tcBorders>
+              <w:top w:val="single" w:color="DDDDDD" w:sz="1"/>
+              <w:left w:val="single" w:color="DDDDDD" w:sz="1"/>
+              <w:bottom w:val="single" w:color="DDDDDD" w:sz="1"/>
+              <w:right w:val="single" w:color="DDDDDD" w:sz="1"/>
+            </w:tcBorders>
+            <w:shd w:fill="EEEDFE" w:val="clear"/>
+            <w:tcMar>
+              <w:top w:type="dxa" w:w="70"/>
+              <w:left w:type="dxa" w:w="180"/>
+              <w:bottom w:type="dxa" w:w="70"/>
+              <w:right w:type="dxa" w:w="120"/>
+            </w:tcMar>
+          </w:tcPr>
+          <w:p>
+            <w:r>
+              <w:rPr>
+                <w:rFonts w:ascii="Arial" w:cs="Arial" w:eastAsia="Arial" w:hAnsi="Arial"/>
+                <w:color w:val="1A2533"/>
+                <w:sz w:val="20"/>
+                <w:szCs w:val="20"/>
+              </w:rPr>
+              <w:t xml:space="preserve">・ 3年後・5年後のビジネスのあり方を、今から設計したい方</w:t>
             </w:r>
           </w:p>
         </w:tc>
@@ -3428,7 +3930,7 @@
           <w:sz w:val="26"/>
           <w:szCs w:val="26"/>
         </w:rPr>
-        <w:t xml:space="preserve">▍9. プログラム概要</w:t>
+        <w:t xml:space="preserve">▍10. プログラム概要</w:t>
       </w:r>
     </w:p>
     <w:p>
@@ -3921,7 +4423,7 @@
           <w:sz w:val="26"/>
           <w:szCs w:val="26"/>
         </w:rPr>
-        <w:t xml:space="preserve">▍10. 受講費用</w:t>
+        <w:t xml:space="preserve">▍11. 受講費用</w:t>
       </w:r>
     </w:p>
     <w:p>
@@ -4212,7 +4714,7 @@
           <w:sz w:val="26"/>
           <w:szCs w:val="26"/>
         </w:rPr>
-        <w:t xml:space="preserve">▍11. 最後に</w:t>
+        <w:t xml:space="preserve">▍12. 最後に</w:t>
       </w:r>
     </w:p>
     <w:p>
@@ -4236,7 +4738,7 @@
           <w:sz w:val="21"/>
           <w:szCs w:val="21"/>
         </w:rPr>
-        <w:t xml:space="preserve">「AIを学ぼう」とするから、難しく感じるのかもしれません。</w:t>
+        <w:t xml:space="preserve">この講座で一番大切なことは、特定のツールを使えるようになることではありません。</w:t>
       </w:r>
     </w:p>
     <w:p>
@@ -4252,7 +4754,7 @@
           <w:sz w:val="21"/>
           <w:szCs w:val="21"/>
         </w:rPr>
-        <w:t xml:space="preserve">この講座の設計思想は違います。</w:t>
+        <w:t xml:space="preserve">AIとどう向き合い、自分のビジネスにどう組み込むかという「考え方のOS」を手に入れることです。</w:t>
       </w:r>
     </w:p>
     <w:p>
@@ -4268,7 +4770,23 @@
           <w:sz w:val="21"/>
           <w:szCs w:val="21"/>
         </w:rPr>
-        <w:t xml:space="preserve">「使いながら、自分のビジネスに組み込んでいく」——それだけです。</w:t>
+        <w:t xml:space="preserve">OSがあれば、どんなツールが出てきても自分で評価し、取捨選択し、実装できます。</w:t>
+      </w:r>
+    </w:p>
+    <w:p>
+      <w:pPr>
+        <w:spacing w:after="55" w:before="55"/>
+      </w:pPr>
+      <w:r>
+        <w:rPr>
+          <w:rFonts w:ascii="Arial" w:cs="Arial" w:eastAsia="Arial" w:hAnsi="Arial"/>
+          <w:b w:val="false"/>
+          <w:bCs w:val="false"/>
+          <w:color w:val="1A2533"/>
+          <w:sz w:val="21"/>
+          <w:szCs w:val="21"/>
+        </w:rPr>
+        <w:t xml:space="preserve">OSがなければ、どんな優れたツールを手に入れても、使いこなせないままで終わります。</w:t>
       </w:r>
     </w:p>
     <w:p>
